--- a/Facilitators/Word/07_Presentation_Day_Plan.docx
+++ b/Facilitators/Word/07_Presentation_Day_Plan.docx
@@ -174,7 +174,7 @@
                 <w:color w:val="222222"/>
                 <w:sz w:val="20"/>
               </w:rPr>
-              <w:t>3.0 | July 2026</w:t>
+              <w:t>3.1 | July-September 2026</w:t>
             </w:r>
           </w:p>
         </w:tc>
@@ -630,7 +630,7 @@
           <w:color w:val="222222"/>
           <w:sz w:val="22"/>
         </w:rPr>
-        <w:t>Announce the chosen format at Week 4 Buddy check-in so teams can rehearse.</w:t>
+        <w:t>Announce the chosen format at Week 6 Buddy check-in so teams can rehearse.</w:t>
       </w:r>
     </w:p>
     <w:p>
@@ -841,7 +841,7 @@
                 <w:rFonts w:ascii="Nunito" w:hAnsi="Nunito" w:eastAsia="Nunito" w:cs="Nunito"/>
                 <w:sz w:val="20"/>
               </w:rPr>
-              <w:t>Thank teams; remind Week 6 peer eval and reflection</w:t>
+              <w:t>Thank teams; remind Week 8 peer eval and reflection</w:t>
             </w:r>
           </w:p>
         </w:tc>

--- a/Facilitators/Word/07_Presentation_Day_Plan.docx
+++ b/Facilitators/Word/07_Presentation_Day_Plan.docx
@@ -465,7 +465,7 @@
         <w:rPr>
           <w:rFonts w:ascii="Nunito" w:hAnsi="Nunito" w:eastAsia="Nunito" w:cs="Nunito"/>
         </w:rPr>
-        <w:t>Buddy: process and teamwork evidence (Request Log, handoff ticks, file naming).</w:t>
+        <w:t>Buddy: process and teamwork evidence (Request Log, A_B_Exchange PDFs, Handoff Checklist online ticks, file naming).</w:t>
       </w:r>
     </w:p>
     <w:p>
@@ -516,7 +516,7 @@
         <w:rPr>
           <w:rFonts w:ascii="Nunito" w:hAnsi="Nunito" w:eastAsia="Nunito" w:cs="Nunito"/>
         </w:rPr>
-        <w:t>Send a one-page case brief (Board question, workflows A/B, fictional disclaimer) 48 hours ahead.</w:t>
+        <w:t>Send a one-page case brief (engagement mandate, workflows A/B, fictional disclaimer) 48 hours ahead. Do not give guests a finished problem statement - teams frame that.</w:t>
       </w:r>
     </w:p>
     <w:p>
